--- a/docs/00_thesis/output/初稿V/論文封面_含書背.docx
+++ b/docs/00_thesis/output/初稿V/論文封面_含書背.docx
@@ -2,6 +2,8 @@
 <file path=word/document.xml><?xml version="1.0" encoding="utf-8"?>
 <w:document xmlns:wpc="http://schemas.microsoft.com/office/word/2010/wordprocessingCanvas" xmlns:mc="http://schemas.openxmlformats.org/markup-compatibility/2006" xmlns:o="urn:schemas-microsoft-com:office:office" xmlns:r="http://schemas.openxmlformats.org/officeDocument/2006/relationships" xmlns:m="http://schemas.openxmlformats.org/officeDocument/2006/math" xmlns:v="urn:schemas-microsoft-com:vml" xmlns:wp14="http://schemas.microsoft.com/office/word/2010/wordprocessingDrawing" xmlns:wp="http://schemas.openxmlformats.org/drawingml/2006/wordprocessingDrawing" xmlns:w10="urn:schemas-microsoft-com:office:word" xmlns:w="http://schemas.openxmlformats.org/wordprocessingml/2006/main" xmlns:w14="http://schemas.microsoft.com/office/word/2010/wordml" xmlns:wpg="http://schemas.microsoft.com/office/word/2010/wordprocessingGroup" xmlns:wpi="http://schemas.microsoft.com/office/word/2010/wordprocessingInk" xmlns:wne="http://schemas.microsoft.com/office/word/2006/wordml" xmlns:wps="http://schemas.microsoft.com/office/word/2010/wordprocessingShape" mc:Ignorable="w14 wp14">
   <w:body>
+    <w:bookmarkStart w:id="0" w:name="_GoBack"/>
+    <w:bookmarkEnd w:id="0"/>
     <w:p>
       <w:pPr>
         <w:snapToGrid w:val="0"/>
@@ -69,25 +71,7 @@
                                 <w:sz w:val="24"/>
                                 <w:szCs w:val="24"/>
                               </w:rPr>
-                              <w:t>國立</w:t>
-                            </w:r>
-                            <w:proofErr w:type="gramStart"/>
-                            <w:r>
-                              <w:rPr>
-                                <w:color w:val="auto"/>
-                                <w:sz w:val="24"/>
-                                <w:szCs w:val="24"/>
-                              </w:rPr>
-                              <w:t>臺</w:t>
-                            </w:r>
-                            <w:proofErr w:type="gramEnd"/>
-                            <w:r>
-                              <w:rPr>
-                                <w:color w:val="auto"/>
-                                <w:sz w:val="24"/>
-                                <w:szCs w:val="24"/>
-                              </w:rPr>
-                              <w:t>北教育大學</w:t>
+                              <w:t>國立臺北教育大學</w:t>
                             </w:r>
                             <w:r>
                               <w:rPr>
@@ -262,7 +246,7 @@
               </wp:anchor>
             </w:drawing>
           </mc:Choice>
-          <mc:Fallback xmlns:w16se="http://schemas.microsoft.com/office/word/2015/wordml/symex" xmlns:w15="http://schemas.microsoft.com/office/word/2012/wordml" xmlns:cx1="http://schemas.microsoft.com/office/drawing/2015/9/8/chartex" xmlns:cx="http://schemas.microsoft.com/office/drawing/2014/chartex">
+          <mc:Fallback xmlns:cx="http://schemas.microsoft.com/office/drawing/2014/chartex" xmlns:cx1="http://schemas.microsoft.com/office/drawing/2015/9/8/chartex" xmlns:w15="http://schemas.microsoft.com/office/word/2012/wordml" xmlns:w16se="http://schemas.microsoft.com/office/word/2015/wordml/symex">
             <w:pict>
               <v:shapetype w14:anchorId="2654B02E" id="_x0000_t32" coordsize="21600,21600" o:spt="32" o:oned="t" path="m,l21600,21600e" filled="f">
                 <v:path arrowok="t" fillok="f" o:connecttype="none"/>
@@ -275,35 +259,15 @@
           </mc:Fallback>
         </mc:AlternateContent>
       </w:r>
-      <w:bookmarkStart w:id="0" w:name="_Hlk80472040"/>
-      <w:r>
-        <w:rPr>
-          <w:rFonts w:ascii="Times New Roman" w:hAnsi="Times New Roman"/>
-          <w:color w:val="auto"/>
-          <w:sz w:val="36"/>
-          <w:szCs w:val="36"/>
-        </w:rPr>
-        <w:t>國立</w:t>
-      </w:r>
-      <w:proofErr w:type="gramStart"/>
-      <w:r>
-        <w:rPr>
-          <w:rFonts w:ascii="Times New Roman" w:hAnsi="Times New Roman"/>
-          <w:color w:val="auto"/>
-          <w:sz w:val="36"/>
-          <w:szCs w:val="36"/>
-        </w:rPr>
-        <w:t>臺</w:t>
-      </w:r>
-      <w:proofErr w:type="gramEnd"/>
-      <w:r>
-        <w:rPr>
-          <w:rFonts w:ascii="Times New Roman" w:hAnsi="Times New Roman"/>
-          <w:color w:val="auto"/>
-          <w:sz w:val="36"/>
-          <w:szCs w:val="36"/>
-        </w:rPr>
-        <w:t>北教育大學</w:t>
+      <w:bookmarkStart w:id="1" w:name="_Hlk80472040"/>
+      <w:r>
+        <w:rPr>
+          <w:rFonts w:ascii="Times New Roman" w:hAnsi="Times New Roman"/>
+          <w:color w:val="auto"/>
+          <w:sz w:val="36"/>
+          <w:szCs w:val="36"/>
+        </w:rPr>
+        <w:t>國立臺北教育大學</w:t>
       </w:r>
       <w:r>
         <w:rPr>
@@ -781,23 +745,21 @@
         <w:jc w:val="center"/>
         <w:textAlignment w:val="auto"/>
         <w:rPr>
+          <w:rFonts w:ascii="Times New Roman" w:hAnsi="Times New Roman"/>
+          <w:color w:val="auto"/>
+          <w:sz w:val="36"/>
+          <w:szCs w:val="36"/>
+        </w:rPr>
+      </w:pPr>
+      <w:r>
+        <w:rPr>
           <w:rFonts w:ascii="Times New Roman" w:hAnsi="Times New Roman" w:hint="eastAsia"/>
           <w:color w:val="auto"/>
           <w:sz w:val="36"/>
           <w:szCs w:val="36"/>
         </w:rPr>
-      </w:pPr>
-      <w:r>
-        <w:rPr>
-          <w:rFonts w:ascii="Times New Roman" w:hAnsi="Times New Roman" w:hint="eastAsia"/>
-          <w:color w:val="auto"/>
-          <w:sz w:val="36"/>
-          <w:szCs w:val="36"/>
-        </w:rPr>
         <w:t>三高疾病風險預測：多模型比較研究</w:t>
       </w:r>
-      <w:bookmarkStart w:id="1" w:name="_GoBack"/>
-      <w:bookmarkEnd w:id="1"/>
     </w:p>
     <w:p>
       <w:pPr>
@@ -865,7 +827,7 @@
         <w:jc w:val="center"/>
         <w:textAlignment w:val="bottom"/>
         <w:rPr>
-          <w:rFonts w:ascii="Times New Roman" w:hAnsi="Times New Roman" w:hint="eastAsia"/>
+          <w:rFonts w:ascii="Times New Roman" w:hAnsi="Times New Roman"/>
           <w:color w:val="auto"/>
           <w:sz w:val="36"/>
           <w:szCs w:val="36"/>
@@ -903,27 +865,7 @@
           <w:sz w:val="36"/>
           <w:szCs w:val="36"/>
         </w:rPr>
-        <w:t>Po-</w:t>
-      </w:r>
-      <w:proofErr w:type="spellStart"/>
-      <w:r>
-        <w:rPr>
-          <w:rFonts w:ascii="Times New Roman" w:hAnsi="Times New Roman"/>
-          <w:color w:val="auto"/>
-          <w:sz w:val="36"/>
-          <w:szCs w:val="36"/>
-        </w:rPr>
-        <w:t>Chiao</w:t>
-      </w:r>
-      <w:proofErr w:type="spellEnd"/>
-      <w:r>
-        <w:rPr>
-          <w:rFonts w:ascii="Times New Roman" w:hAnsi="Times New Roman"/>
-          <w:color w:val="auto"/>
-          <w:sz w:val="36"/>
-          <w:szCs w:val="36"/>
-        </w:rPr>
-        <w:t xml:space="preserve"> Chi</w:t>
+        <w:t>Po-Chiao Chi</w:t>
       </w:r>
     </w:p>
     <w:p>
@@ -1054,7 +996,6 @@
                                 <w:color w:val="auto"/>
                               </w:rPr>
                             </w:pPr>
-                            <w:proofErr w:type="gramStart"/>
                             <w:r>
                               <w:rPr>
                                 <w:rFonts w:ascii="Times New Roman" w:hAnsi="Times New Roman" w:hint="eastAsia"/>
@@ -1064,7 +1005,6 @@
                               </w:rPr>
                               <w:t>紀伯喬</w:t>
                             </w:r>
-                            <w:proofErr w:type="gramEnd"/>
                             <w:r>
                               <w:rPr>
                                 <w:rFonts w:ascii="標楷體" w:hAnsi="標楷體"/>
@@ -1178,27 +1118,7 @@
           <w:sz w:val="32"/>
           <w:szCs w:val="32"/>
         </w:rPr>
-        <w:t xml:space="preserve">Yang </w:t>
-      </w:r>
-      <w:proofErr w:type="spellStart"/>
-      <w:r>
-        <w:rPr>
-          <w:rFonts w:ascii="Times New Roman" w:hAnsi="Times New Roman"/>
-          <w:color w:val="auto"/>
-          <w:sz w:val="32"/>
-          <w:szCs w:val="32"/>
-        </w:rPr>
-        <w:t>Syu</w:t>
-      </w:r>
-      <w:proofErr w:type="spellEnd"/>
-      <w:r>
-        <w:rPr>
-          <w:rFonts w:ascii="Times New Roman" w:hAnsi="Times New Roman"/>
-          <w:color w:val="auto"/>
-          <w:sz w:val="32"/>
-          <w:szCs w:val="32"/>
-        </w:rPr>
-        <w:t>, Ph. D.</w:t>
+        <w:t>Yang Syu, Ph. D.</w:t>
       </w:r>
     </w:p>
     <w:p>
@@ -1538,7 +1458,7 @@
         </w:rPr>
         <w:t>6</w:t>
       </w:r>
-      <w:bookmarkEnd w:id="0"/>
+      <w:bookmarkEnd w:id="1"/>
     </w:p>
     <w:sectPr>
       <w:pgSz w:w="11906" w:h="16838"/>
@@ -2527,7 +2447,7 @@
   <a:extraClrSchemeLst/>
   <a:extLst>
     <a:ext uri="{05A4C25C-085E-4340-85A3-A5531E510DB2}">
-      <thm15:themeFamily xmlns:thm15="http://schemas.microsoft.com/office/thememl/2012/main" xmlns="" name="Office Theme" id="{62F939B6-93AF-4DB8-9C6B-D6C7DFDC589F}" vid="{4A3C46E8-61CC-4603-A589-7422A47A8E4A}"/>
+      <thm15:themeFamily xmlns="" xmlns:thm15="http://schemas.microsoft.com/office/thememl/2012/main" name="Office Theme" id="{62F939B6-93AF-4DB8-9C6B-D6C7DFDC589F}" vid="{4A3C46E8-61CC-4603-A589-7422A47A8E4A}"/>
     </a:ext>
   </a:extLst>
 </a:theme>
